--- a/docs/copyright/（附件1-需要填写）软件登记信息采集表.docx
+++ b/docs/copyright/（附件1-需要填写）软件登记信息采集表.docx
@@ -276,7 +276,6 @@
               </w:rPr>
               <w:t>卡斯柯</w:t>
             </w:r>
-            <w:proofErr w:type="spellStart"/>
             <w:r>
               <w:rPr>
                 <w:rFonts w:ascii="宋体" w:hAnsi="宋体" w:cs="宋体" w:hint="eastAsia"/>
@@ -286,7 +285,6 @@
               </w:rPr>
               <w:t>YAMLWeave</w:t>
             </w:r>
-            <w:proofErr w:type="spellEnd"/>
             <w:r>
               <w:rPr>
                 <w:rFonts w:ascii="宋体" w:hAnsi="宋体" w:cs="宋体" w:hint="eastAsia"/>
@@ -505,7 +503,6 @@
                 <w:szCs w:val="20"/>
               </w:rPr>
             </w:pPr>
-            <w:proofErr w:type="spellStart"/>
             <w:r>
               <w:rPr>
                 <w:rFonts w:ascii="宋体" w:hAnsi="宋体" w:cs="宋体"/>
@@ -515,7 +512,6 @@
               </w:rPr>
               <w:t>YAMLWeave</w:t>
             </w:r>
-            <w:proofErr w:type="spellEnd"/>
           </w:p>
           <w:p>
             <w:pPr>
@@ -5276,79 +5272,7 @@
                 <w:szCs w:val="22"/>
                 <w:lang w:bidi="ar"/>
               </w:rPr>
-              <w:t>Python 3.7+、</w:t>
-            </w:r>
-            <w:proofErr w:type="spellStart"/>
-            <w:r>
-              <w:rPr>
-                <w:rFonts w:ascii="宋体" w:hAnsi="宋体" w:cs="宋体" w:hint="eastAsia"/>
-                <w:color w:val="000000"/>
-                <w:kern w:val="0"/>
-                <w:sz w:val="22"/>
-                <w:szCs w:val="22"/>
-                <w:lang w:bidi="ar"/>
-              </w:rPr>
-              <w:t>Tkinter</w:t>
-            </w:r>
-            <w:proofErr w:type="spellEnd"/>
-            <w:r>
-              <w:rPr>
-                <w:rFonts w:ascii="宋体" w:hAnsi="宋体" w:cs="宋体" w:hint="eastAsia"/>
-                <w:color w:val="000000"/>
-                <w:kern w:val="0"/>
-                <w:sz w:val="22"/>
-                <w:szCs w:val="22"/>
-                <w:lang w:bidi="ar"/>
-              </w:rPr>
-              <w:t xml:space="preserve"> GUI框架、</w:t>
-            </w:r>
-            <w:proofErr w:type="spellStart"/>
-            <w:r>
-              <w:rPr>
-                <w:rFonts w:ascii="宋体" w:hAnsi="宋体" w:cs="宋体" w:hint="eastAsia"/>
-                <w:color w:val="000000"/>
-                <w:kern w:val="0"/>
-                <w:sz w:val="22"/>
-                <w:szCs w:val="22"/>
-                <w:lang w:bidi="ar"/>
-              </w:rPr>
-              <w:t>PyYAML</w:t>
-            </w:r>
-            <w:proofErr w:type="spellEnd"/>
-            <w:r>
-              <w:rPr>
-                <w:rFonts w:ascii="宋体" w:hAnsi="宋体" w:cs="宋体" w:hint="eastAsia"/>
-                <w:color w:val="000000"/>
-                <w:kern w:val="0"/>
-                <w:sz w:val="22"/>
-                <w:szCs w:val="22"/>
-                <w:lang w:bidi="ar"/>
-              </w:rPr>
-              <w:t>库、</w:t>
-            </w:r>
-            <w:proofErr w:type="spellStart"/>
-            <w:r>
-              <w:rPr>
-                <w:rFonts w:ascii="宋体" w:hAnsi="宋体" w:cs="宋体" w:hint="eastAsia"/>
-                <w:color w:val="000000"/>
-                <w:kern w:val="0"/>
-                <w:sz w:val="22"/>
-                <w:szCs w:val="22"/>
-                <w:lang w:bidi="ar"/>
-              </w:rPr>
-              <w:t>PyInstaller</w:t>
-            </w:r>
-            <w:proofErr w:type="spellEnd"/>
-            <w:r>
-              <w:rPr>
-                <w:rFonts w:ascii="宋体" w:hAnsi="宋体" w:cs="宋体" w:hint="eastAsia"/>
-                <w:color w:val="000000"/>
-                <w:kern w:val="0"/>
-                <w:sz w:val="22"/>
-                <w:szCs w:val="22"/>
-                <w:lang w:bidi="ar"/>
-              </w:rPr>
-              <w:t>打包工具</w:t>
+              <w:t>Python 3.7+、Tkinter GUI框架、PyYAML库、PyInstaller打包工具</w:t>
             </w:r>
           </w:p>
         </w:tc>
@@ -6176,31 +6100,7 @@
                 <w:szCs w:val="22"/>
                 <w:lang w:bidi="ar"/>
               </w:rPr>
-              <w:t>提供双模式自动插桩：传统模式支持从C代码注释中直接提取桩代码；分离模式实现锚点与桩代码分离，通过YAML配置文件集中管理桩代码。支持跨文件测试用例组织，同一测试用例可分布在多个文件中。具备反向生成YAML功能，可从已插桩的代码中自动提取桩代码并生成YAML配置文件，实现配置文件的快速生成和备份。具备图形化操作界面，提供项目目录选择、YAML配置管理、一键执行插桩和反向导出等功能。自动备份原始文件，生成带时间戳的结果目录，确保数据安全。提供详细处理日志、实时进度反馈和缺失桩代码检测提示。支持</w:t>
-            </w:r>
-            <w:proofErr w:type="spellStart"/>
-            <w:r>
-              <w:rPr>
-                <w:rFonts w:ascii="宋体" w:hAnsi="宋体" w:cs="宋体" w:hint="eastAsia"/>
-                <w:color w:val="000000"/>
-                <w:kern w:val="0"/>
-                <w:sz w:val="22"/>
-                <w:szCs w:val="22"/>
-                <w:lang w:bidi="ar"/>
-              </w:rPr>
-              <w:t>PyInstaller</w:t>
-            </w:r>
-            <w:proofErr w:type="spellEnd"/>
-            <w:r>
-              <w:rPr>
-                <w:rFonts w:ascii="宋体" w:hAnsi="宋体" w:cs="宋体" w:hint="eastAsia"/>
-                <w:color w:val="000000"/>
-                <w:kern w:val="0"/>
-                <w:sz w:val="22"/>
-                <w:szCs w:val="22"/>
-                <w:lang w:bidi="ar"/>
-              </w:rPr>
-              <w:t>打包为独立可执行程序，实现零依赖部署</w:t>
+              <w:t>提供双模式自动插桩：传统模式支持从C代码注释中直接提取桩代码；分离模式实现锚点与桩代码分离，通过YAML配置文件集中管理桩代码。支持跨文件测试用例组织，同一测试用例可分布在多个文件中。具备反向生成YAML功能，可从已插桩的代码中自动提取桩代码并生成YAML配置文件，实现配置文件的快速生成和备份。具备图形化操作界面，提供项目目录选择、YAML配置管理、一键执行插桩和反向导出等功能。自动备份原始文件，生成带时间戳的结果目录，确保数据安全。提供详细处理日志、实时进度反馈和缺失桩代码检测提示。支持PyInstaller打包为独立可执行程序，实现零依赖部署</w:t>
             </w:r>
           </w:p>
           <w:p>
@@ -6348,55 +6248,7 @@
                 <w:szCs w:val="22"/>
                 <w:lang w:bidi="ar"/>
               </w:rPr>
-              <w:t>采用模块化架构设计，包含核心处理引擎、UI交互层、配置管理等模块。使用正则表达式解析C代码注释和锚点标识。集成</w:t>
-            </w:r>
-            <w:proofErr w:type="spellStart"/>
-            <w:r>
-              <w:rPr>
-                <w:rFonts w:ascii="宋体" w:hAnsi="宋体" w:cs="宋体"/>
-                <w:color w:val="000000"/>
-                <w:kern w:val="0"/>
-                <w:sz w:val="22"/>
-                <w:szCs w:val="22"/>
-                <w:lang w:bidi="ar"/>
-              </w:rPr>
-              <w:t>tkinter</w:t>
-            </w:r>
-            <w:proofErr w:type="spellEnd"/>
-            <w:r>
-              <w:rPr>
-                <w:rFonts w:ascii="宋体" w:hAnsi="宋体" w:cs="宋体"/>
-                <w:color w:val="000000"/>
-                <w:kern w:val="0"/>
-                <w:sz w:val="22"/>
-                <w:szCs w:val="22"/>
-                <w:lang w:bidi="ar"/>
-              </w:rPr>
-              <w:t>构建图形化界面，提供良好用户体验。采用</w:t>
-            </w:r>
-            <w:proofErr w:type="spellStart"/>
-            <w:r>
-              <w:rPr>
-                <w:rFonts w:ascii="宋体" w:hAnsi="宋体" w:cs="宋体"/>
-                <w:color w:val="000000"/>
-                <w:kern w:val="0"/>
-                <w:sz w:val="22"/>
-                <w:szCs w:val="22"/>
-                <w:lang w:bidi="ar"/>
-              </w:rPr>
-              <w:t>PyInstaller</w:t>
-            </w:r>
-            <w:proofErr w:type="spellEnd"/>
-            <w:r>
-              <w:rPr>
-                <w:rFonts w:ascii="宋体" w:hAnsi="宋体" w:cs="宋体"/>
-                <w:color w:val="000000"/>
-                <w:kern w:val="0"/>
-                <w:sz w:val="22"/>
-                <w:szCs w:val="22"/>
-                <w:lang w:bidi="ar"/>
-              </w:rPr>
-              <w:t>打包技术实现跨平台部署。具备完善的日志系统和异常处理机制。支持UTF-8编码自动检测，确保文件处理的兼容性和稳定性。</w:t>
+              <w:t>采用模块化架构设计，包含核心处理引擎、UI交互层、配置管理等模块。使用正则表达式解析C代码注释和锚点标识。集成tkinter构建图形化界面，提供良好用户体验。采用PyInstaller打包技术实现跨平台部署。具备完善的日志系统和异常处理机制。支持UTF-8编码自动检测，确保文件处理的兼容性和稳定性。</w:t>
             </w:r>
           </w:p>
           <w:p>
@@ -6624,7 +6476,7 @@
                 <w:szCs w:val="22"/>
                 <w:lang w:bidi="ar"/>
               </w:rPr>
-              <w:t>刘浩洋</w:t>
+              <w:t>卡斯柯信号（成都）有限公司</w:t>
             </w:r>
           </w:p>
         </w:tc>
@@ -8642,4 +8494,16 @@
     </a:ext>
   </a:extLst>
 </a:theme>
+</file>
+
+<file path=customXml/item1.xml><?xml version="1.0" encoding="utf-8"?>
+<b:Sources xmlns:b="http://schemas.openxmlformats.org/officeDocument/2006/bibliography" xmlns="http://schemas.openxmlformats.org/officeDocument/2006/bibliography" SelectedStyle="\APASixthEditionOfficeOnline.xsl" StyleName="APA" Version="6"/>
+</file>
+
+<file path=customXml/itemProps1.xml><?xml version="1.0" encoding="utf-8"?>
+<ds:datastoreItem xmlns:ds="http://schemas.openxmlformats.org/officeDocument/2006/customXml" ds:itemID="{8FBFA053-F51E-45B2-8590-4A9793D63BB2}">
+  <ds:schemaRefs>
+    <ds:schemaRef ds:uri="http://schemas.openxmlformats.org/officeDocument/2006/bibliography"/>
+  </ds:schemaRefs>
+</ds:datastoreItem>
 </file>